--- a/paper/机械臂强化学习论文_电子与信息学报.docx
+++ b/paper/机械臂强化学习论文_电子与信息学报.docx
@@ -2081,7 +2081,7 @@
       <w:r>
         <w:drawing>
           <wp:inline>
-            <wp:extent cx="5334000" cy="2792395"/>
+            <wp:extent cx="5334000" cy="2832766"/>
             <wp:effectExtent b="0" l="0" r="0" t="0"/>
             <wp:docPr descr="图 1　本文方法的感知-控制解耦框架。训练时观测中的物体位姿由仿真真值填充，推理时由视觉模块（颜色掩码或 ResNet-18）估计并写回同一槽位；四阶段门控奖励（含锁存器）参与策略训练，域随机化用于鲁棒性评估。" title="" id="12" name="Picture"/>
             <a:graphic>
@@ -2102,7 +2102,7 @@
                   <pic:spPr bwMode="auto">
                     <a:xfrm>
                       <a:off x="0" y="0"/>
-                      <a:ext cx="5334000" cy="2792395"/>
+                      <a:ext cx="5334000" cy="2832766"/>
                     </a:xfrm>
                     <a:prstGeom prst="rect">
                       <a:avLst/>
@@ -7483,15 +7483,16 @@
     <w:tbl>
       <w:tblPr>
         <w:tblStyle w:val="Table"/>
-        <w:tblW w:type="auto" w:w="0"/>
+        <w:tblLayout w:type="fixed"/>
+        <w:tblW w:type="dxa" w:w="9000"/>
         <w:tblLook w:firstRow="1" w:lastRow="0" w:firstColumn="0" w:lastColumn="0" w:noHBand="0" w:noVBand="0" w:val="0020"/>
         <w:tblCaption w:val="表 1　课程式四阶段门控奖励的完整项与权重"/>
       </w:tblPr>
       <w:tblGrid>
-        <w:gridCol w:w="1980"/>
-        <w:gridCol w:w="1980"/>
-        <w:gridCol w:w="1980"/>
-        <w:gridCol w:w="1980"/>
+        <w:gridCol w:w="810"/>
+        <w:gridCol w:w="3960"/>
+        <w:gridCol w:w="1170"/>
+        <w:gridCol w:w="3060"/>
       </w:tblGrid>
       <w:tr>
         <w:trPr>
@@ -7502,7 +7503,7 @@
           <w:p>
             <w:pPr>
               <w:pStyle w:val="Compact"/>
-              <w:jc w:val="left"/>
+              <w:jc w:val="center"/>
             </w:pPr>
             <w:r>
               <w:rPr>
@@ -7581,7 +7582,7 @@
           <w:p>
             <w:pPr>
               <w:pStyle w:val="Compact"/>
-              <w:jc w:val="left"/>
+              <w:jc w:val="center"/>
             </w:pPr>
             <w:r>
               <w:rPr>
@@ -7599,7 +7600,7 @@
               <w:jc w:val="left"/>
             </w:pPr>
             <w:r>
-              <w:t xml:space="preserve">reaching_object</w:t>
+              <w:t xml:space="preserve">reaching object</w:t>
             </w:r>
           </w:p>
         </w:tc>
@@ -7645,7 +7646,7 @@
           <w:p>
             <w:pPr>
               <w:pStyle w:val="Compact"/>
-              <w:jc w:val="left"/>
+              <w:jc w:val="center"/>
             </w:pPr>
             <w:r>
               <w:rPr>
@@ -7663,7 +7664,7 @@
               <w:jc w:val="left"/>
             </w:pPr>
             <w:r>
-              <w:t xml:space="preserve">lifting_object</w:t>
+              <w:t xml:space="preserve">lifting object</w:t>
             </w:r>
           </w:p>
         </w:tc>
@@ -7709,7 +7710,7 @@
           <w:p>
             <w:pPr>
               <w:pStyle w:val="Compact"/>
-              <w:jc w:val="left"/>
+              <w:jc w:val="center"/>
             </w:pPr>
             <w:r>
               <w:rPr>
@@ -7727,7 +7728,7 @@
               <w:jc w:val="left"/>
             </w:pPr>
             <w:r>
-              <w:t xml:space="preserve">stage2_goal_xy_tracking</w:t>
+              <w:t xml:space="preserve">goal xy tracking</w:t>
             </w:r>
           </w:p>
         </w:tc>
@@ -7773,7 +7774,7 @@
           <w:p>
             <w:pPr>
               <w:pStyle w:val="Compact"/>
-              <w:jc w:val="left"/>
+              <w:jc w:val="center"/>
             </w:pPr>
             <w:r>
               <w:rPr>
@@ -7791,7 +7792,7 @@
               <w:jc w:val="left"/>
             </w:pPr>
             <w:r>
-              <w:t xml:space="preserve">stage2_early_open_penalty</w:t>
+              <w:t xml:space="preserve">early open penalty</w:t>
             </w:r>
           </w:p>
         </w:tc>
@@ -7837,7 +7838,7 @@
           <w:p>
             <w:pPr>
               <w:pStyle w:val="Compact"/>
-              <w:jc w:val="left"/>
+              <w:jc w:val="center"/>
             </w:pPr>
             <w:r>
               <w:rPr>
@@ -7855,7 +7856,7 @@
               <w:jc w:val="left"/>
             </w:pPr>
             <w:r>
-              <w:t xml:space="preserve">stage3_soft_descent</w:t>
+              <w:t xml:space="preserve">soft descent</w:t>
             </w:r>
           </w:p>
         </w:tc>
@@ -7901,7 +7902,7 @@
           <w:p>
             <w:pPr>
               <w:pStyle w:val="Compact"/>
-              <w:jc w:val="left"/>
+              <w:jc w:val="center"/>
             </w:pPr>
             <w:r>
               <w:rPr>
@@ -7919,7 +7920,7 @@
               <w:jc w:val="left"/>
             </w:pPr>
             <w:r>
-              <w:t xml:space="preserve">stage3_hard_drop_penalty</w:t>
+              <w:t xml:space="preserve">hard drop penalty</w:t>
             </w:r>
           </w:p>
         </w:tc>
@@ -7965,7 +7966,7 @@
           <w:p>
             <w:pPr>
               <w:pStyle w:val="Compact"/>
-              <w:jc w:val="left"/>
+              <w:jc w:val="center"/>
             </w:pPr>
             <w:r>
               <w:rPr>
@@ -7983,7 +7984,7 @@
               <w:jc w:val="left"/>
             </w:pPr>
             <w:r>
-              <w:t xml:space="preserve">stage3_ee_low_near_goal</w:t>
+              <w:t xml:space="preserve">ee low near goal</w:t>
             </w:r>
           </w:p>
         </w:tc>
@@ -8029,7 +8030,7 @@
           <w:p>
             <w:pPr>
               <w:pStyle w:val="Compact"/>
-              <w:jc w:val="left"/>
+              <w:jc w:val="center"/>
             </w:pPr>
             <w:r>
               <w:rPr>
@@ -8047,7 +8048,7 @@
               <w:jc w:val="left"/>
             </w:pPr>
             <w:r>
-              <w:t xml:space="preserve">stage3_object_height_near_table</w:t>
+              <w:t xml:space="preserve">object height near table</w:t>
             </w:r>
           </w:p>
         </w:tc>
@@ -8093,7 +8094,7 @@
           <w:p>
             <w:pPr>
               <w:pStyle w:val="Compact"/>
-              <w:jc w:val="left"/>
+              <w:jc w:val="center"/>
             </w:pPr>
             <w:r>
               <w:rPr>
@@ -8111,7 +8112,7 @@
               <w:jc w:val="left"/>
             </w:pPr>
             <w:r>
-              <w:t xml:space="preserve">stage3_wrist_flex_release_pose</w:t>
+              <w:t xml:space="preserve">wrist flex release pose</w:t>
             </w:r>
           </w:p>
         </w:tc>
@@ -8157,7 +8158,7 @@
           <w:p>
             <w:pPr>
               <w:pStyle w:val="Compact"/>
-              <w:jc w:val="left"/>
+              <w:jc w:val="center"/>
             </w:pPr>
             <w:r>
               <w:rPr>
@@ -8175,7 +8176,7 @@
               <w:jc w:val="left"/>
             </w:pPr>
             <w:r>
-              <w:t xml:space="preserve">stage4_release_reward</w:t>
+              <w:t xml:space="preserve">release reward</w:t>
             </w:r>
           </w:p>
         </w:tc>
@@ -8221,7 +8222,7 @@
           <w:p>
             <w:pPr>
               <w:pStyle w:val="Compact"/>
-              <w:jc w:val="left"/>
+              <w:jc w:val="center"/>
             </w:pPr>
             <w:r>
               <w:rPr>
@@ -8239,7 +8240,7 @@
               <w:jc w:val="left"/>
             </w:pPr>
             <w:r>
-              <w:t xml:space="preserve">stage4_hold_too_long_penalty</w:t>
+              <w:t xml:space="preserve">hold too long penalty</w:t>
             </w:r>
           </w:p>
         </w:tc>
@@ -8285,7 +8286,7 @@
           <w:p>
             <w:pPr>
               <w:pStyle w:val="Compact"/>
-              <w:jc w:val="left"/>
+              <w:jc w:val="center"/>
             </w:pPr>
             <w:r>
               <w:rPr>
@@ -8303,7 +8304,7 @@
               <w:jc w:val="left"/>
             </w:pPr>
             <w:r>
-              <w:t xml:space="preserve">stage4_gripper_open_near_table</w:t>
+              <w:t xml:space="preserve">gripper open near table</w:t>
             </w:r>
           </w:p>
         </w:tc>
@@ -8349,7 +8350,7 @@
           <w:p>
             <w:pPr>
               <w:pStyle w:val="Compact"/>
-              <w:jc w:val="left"/>
+              <w:jc w:val="center"/>
             </w:pPr>
             <w:r>
               <w:rPr>
@@ -8367,7 +8368,7 @@
               <w:jc w:val="left"/>
             </w:pPr>
             <w:r>
-              <w:t xml:space="preserve">stage4_stable_placed_reward</w:t>
+              <w:t xml:space="preserve">stable placed reward</w:t>
             </w:r>
           </w:p>
         </w:tc>
@@ -8413,7 +8414,7 @@
           <w:p>
             <w:pPr>
               <w:pStyle w:val="Compact"/>
-              <w:jc w:val="left"/>
+              <w:jc w:val="center"/>
             </w:pPr>
             <w:r>
               <w:rPr>
@@ -8431,7 +8432,7 @@
               <w:jc w:val="left"/>
             </w:pPr>
             <w:r>
-              <w:t xml:space="preserve">stage4_ee_away_after_place</w:t>
+              <w:t xml:space="preserve">ee away after place</w:t>
             </w:r>
           </w:p>
         </w:tc>
@@ -8477,7 +8478,7 @@
           <w:p>
             <w:pPr>
               <w:pStyle w:val="Compact"/>
-              <w:jc w:val="left"/>
+              <w:jc w:val="center"/>
             </w:pPr>
             <w:r>
               <w:rPr>
@@ -8495,7 +8496,7 @@
               <w:jc w:val="left"/>
             </w:pPr>
             <w:r>
-              <w:t xml:space="preserve">action_rate</w:t>
+              <w:t xml:space="preserve">action rate</w:t>
             </w:r>
           </w:p>
         </w:tc>
@@ -8541,7 +8542,7 @@
           <w:p>
             <w:pPr>
               <w:pStyle w:val="Compact"/>
-              <w:jc w:val="left"/>
+              <w:jc w:val="center"/>
             </w:pPr>
             <w:r>
               <w:rPr>
@@ -8559,7 +8560,7 @@
               <w:jc w:val="left"/>
             </w:pPr>
             <w:r>
-              <w:t xml:space="preserve">joint_vel</w:t>
+              <w:t xml:space="preserve">joint vel</w:t>
             </w:r>
           </w:p>
         </w:tc>
@@ -8600,6 +8601,50 @@
         </w:tc>
       </w:tr>
     </w:tbl>
+    <w:p>
+      <w:pPr>
+        <w:pStyle w:val="BodyText"/>
+      </w:pPr>
+      <w:r>
+        <w:rPr>
+          <w:rFonts w:hint="eastAsia"/>
+        </w:rPr>
+        <w:t xml:space="preserve">注：分阶段项的代码函数名省略了</w:t>
+      </w:r>
+      <w:r>
+        <w:t xml:space="preserve"> </w:t>
+      </w:r>
+      <w:r>
+        <w:rPr>
+          <w:rStyle w:val="VerbatimChar"/>
+        </w:rPr>
+        <w:t xml:space="preserve">stageN_</w:t>
+      </w:r>
+      <w:r>
+        <w:t xml:space="preserve"> </w:t>
+      </w:r>
+      <w:r>
+        <w:rPr>
+          <w:rFonts w:hint="eastAsia"/>
+        </w:rPr>
+        <w:t xml:space="preserve">前缀与下划线（如</w:t>
+      </w:r>
+      <w:r>
+        <w:t xml:space="preserve"> </w:t>
+      </w:r>
+      <w:r>
+        <w:rPr>
+          <w:rStyle w:val="VerbatimChar"/>
+        </w:rPr>
+        <w:t xml:space="preserve">stage3_object_height_near_table</w:t>
+      </w:r>
+      <w:r>
+        <w:rPr>
+          <w:rFonts w:hint="eastAsia"/>
+        </w:rPr>
+        <w:t xml:space="preserve">），权重与作用均与仓库代码一致。</w:t>
+      </w:r>
+    </w:p>
     <w:bookmarkEnd w:id="23"/>
     <w:bookmarkStart w:id="24" w:name="设计原理分析"/>
     <w:p>
@@ -9811,15 +9856,16 @@
     <w:tbl>
       <w:tblPr>
         <w:tblStyle w:val="Table"/>
-        <w:tblW w:type="auto" w:w="0"/>
+        <w:tblLayout w:type="fixed"/>
+        <w:tblW w:type="dxa" w:w="9000"/>
         <w:tblLook w:firstRow="1" w:lastRow="0" w:firstColumn="0" w:lastColumn="0" w:noHBand="0" w:noVBand="0" w:val="0020"/>
         <w:tblCaption w:val="表 2　PPO 训练的关键超参数（抓取-放置任务）"/>
       </w:tblPr>
       <w:tblGrid>
-        <w:gridCol w:w="1980"/>
-        <w:gridCol w:w="1980"/>
-        <w:gridCol w:w="1980"/>
-        <w:gridCol w:w="1980"/>
+        <w:gridCol w:w="2700"/>
+        <w:gridCol w:w="1800"/>
+        <w:gridCol w:w="2700"/>
+        <w:gridCol w:w="1800"/>
       </w:tblGrid>
       <w:tr>
         <w:trPr>
@@ -10721,14 +10767,15 @@
     <w:tbl>
       <w:tblPr>
         <w:tblStyle w:val="Table"/>
-        <w:tblW w:type="auto" w:w="0"/>
+        <w:tblLayout w:type="fixed"/>
+        <w:tblW w:type="dxa" w:w="9000"/>
         <w:tblLook w:firstRow="1" w:lastRow="0" w:firstColumn="0" w:lastColumn="0" w:noHBand="0" w:noVBand="0" w:val="0020"/>
         <w:tblCaption w:val="表 3　主要方法与消融变体的成功率对比（%）"/>
       </w:tblPr>
       <w:tblGrid>
-        <w:gridCol w:w="2640"/>
-        <w:gridCol w:w="2640"/>
-        <w:gridCol w:w="2640"/>
+        <w:gridCol w:w="4860"/>
+        <w:gridCol w:w="2070"/>
+        <w:gridCol w:w="2070"/>
       </w:tblGrid>
       <w:tr>
         <w:trPr>

--- a/paper/机械臂强化学习论文_电子与信息学报.docx
+++ b/paper/机械臂强化学习论文_电子与信息学报.docx
@@ -10375,7 +10375,7 @@
         <w:t xml:space="preserve">图</w:t>
       </w:r>
       <w:r>
-        <w:t xml:space="preserve"> 5(a) </w:t>
+        <w:t xml:space="preserve"> 2(a) </w:t>
       </w:r>
       <w:r>
         <w:rPr>
@@ -10402,7 +10402,7 @@
         <w:t xml:space="preserve">0.92，表明其在数据集分布上确已学会看图定位。然而图</w:t>
       </w:r>
       <w:r>
-        <w:t xml:space="preserve"> 5(b) </w:t>
+        <w:t xml:space="preserve"> 2(b) </w:t>
       </w:r>
       <w:r>
         <w:rPr>
@@ -10465,7 +10465,7 @@
           <wp:inline>
             <wp:extent cx="5334000" cy="2048531"/>
             <wp:effectExtent b="0" l="0" r="0" t="0"/>
-            <wp:docPr descr="图 5　视觉感知评估。(a) ResNet-18 在数据集上的预测-真值对比散点（相关系数约 0.92）；(b) 训练-部署域差：ResNet-18 数据集拟合优异但部署退化，颜色掩码方案部署更稳健。" title="" id="31" name="Picture"/>
+            <wp:docPr descr="图 2　视觉感知评估。(a) ResNet-18 在数据集上的预测-真值对比散点（相关系数约 0.92）；(b) 训练-部署域差：ResNet-18 数据集拟合优异但部署退化，颜色掩码方案部署更稳健。" title="" id="31" name="Picture"/>
             <a:graphic>
               <a:graphicData uri="http://schemas.openxmlformats.org/drawingml/2006/picture">
                 <pic:pic>
@@ -10514,7 +10514,7 @@
         <w:t xml:space="preserve">图</w:t>
       </w:r>
       <w:r>
-        <w:t xml:space="preserve"> 5　</w:t>
+        <w:t xml:space="preserve"> 2　</w:t>
       </w:r>
       <w:r>
         <w:rPr>
@@ -10586,7 +10586,7 @@
         <w:t xml:space="preserve">图</w:t>
       </w:r>
       <w:r>
-        <w:t xml:space="preserve"> 2 </w:t>
+        <w:t xml:space="preserve"> 3 </w:t>
       </w:r>
       <w:r>
         <w:rPr>
@@ -10619,7 +10619,7 @@
         <w:rPr>
           <w:rFonts w:hint="eastAsia"/>
         </w:rPr>
-        <w:t xml:space="preserve">2(a)）；去除阶段塑形、仅用稀疏奖励的基线长期徘徊于</w:t>
+        <w:t xml:space="preserve">3(a)）；去除阶段塑形、仅用稀疏奖励的基线长期徘徊于</w:t>
       </w:r>
       <w:r>
         <w:t xml:space="preserve"> 0.05 </w:t>
@@ -10631,7 +10631,7 @@
         <w:t xml:space="preserve">附近，难以学到有效抓取；去除抬起锁存的变体虽表面成功率不低，但其大量”成功”来自不抬物体直接推向目标的作弊行为，真实抓取率显著偏低。图</w:t>
       </w:r>
       <w:r>
-        <w:t xml:space="preserve"> 2(b) </w:t>
+        <w:t xml:space="preserve"> 3(b) </w:t>
       </w:r>
       <w:r>
         <w:rPr>
@@ -10669,7 +10669,7 @@
         <w:t xml:space="preserve">图</w:t>
       </w:r>
       <w:r>
-        <w:t xml:space="preserve"> 3(a) </w:t>
+        <w:t xml:space="preserve"> 4(a) </w:t>
       </w:r>
       <w:r>
         <w:rPr>
@@ -10714,7 +10714,7 @@
         <w:t xml:space="preserve">4.0%，表明门控塑形与锁存机制对长时序学习不可或缺。图</w:t>
       </w:r>
       <w:r>
-        <w:t xml:space="preserve"> 3(b) </w:t>
+        <w:t xml:space="preserve"> 4(b) </w:t>
       </w:r>
       <w:r>
         <w:rPr>
@@ -11113,7 +11113,7 @@
           <wp:inline>
             <wp:extent cx="5334000" cy="2010254"/>
             <wp:effectExtent b="0" l="0" r="0" t="0"/>
-            <wp:docPr descr="图 2　PPO 训练曲线。(a) 抓取成功率随迭代变化（完整方法、去锁存、稀疏奖励）；(b) 完整方法的漏斗成功率（抓取与端到端放置）。" title="" id="35" name="Picture"/>
+            <wp:docPr descr="图 3　PPO 训练曲线。(a) 抓取成功率随迭代变化（完整方法、去锁存、稀疏奖励）；(b) 完整方法的漏斗成功率（抓取与端到端放置）。" title="" id="35" name="Picture"/>
             <a:graphic>
               <a:graphicData uri="http://schemas.openxmlformats.org/drawingml/2006/picture">
                 <pic:pic>
@@ -11162,7 +11162,7 @@
         <w:t xml:space="preserve">图</w:t>
       </w:r>
       <w:r>
-        <w:t xml:space="preserve"> 2　PPO </w:t>
+        <w:t xml:space="preserve"> 3　PPO </w:t>
       </w:r>
       <w:r>
         <w:rPr>
@@ -11198,7 +11198,7 @@
           <wp:inline>
             <wp:extent cx="5334000" cy="2048531"/>
             <wp:effectExtent b="0" l="0" r="0" t="0"/>
-            <wp:docPr descr="图 3　消融与对比实验。(a) 奖励设计消融（真值状态下抓取成功率）；(b) 不同感知方案的部署抓取成功率。" title="" id="38" name="Picture"/>
+            <wp:docPr descr="图 4　消融与对比实验。(a) 奖励设计消融（真值状态下抓取成功率）；(b) 不同感知方案的部署抓取成功率。" title="" id="38" name="Picture"/>
             <a:graphic>
               <a:graphicData uri="http://schemas.openxmlformats.org/drawingml/2006/picture">
                 <pic:pic>
@@ -11247,7 +11247,7 @@
         <w:t xml:space="preserve">图</w:t>
       </w:r>
       <w:r>
-        <w:t xml:space="preserve"> 3　</w:t>
+        <w:t xml:space="preserve"> 4　</w:t>
       </w:r>
       <w:r>
         <w:rPr>
@@ -11301,7 +11301,7 @@
         <w:t xml:space="preserve">图</w:t>
       </w:r>
       <w:r>
-        <w:t xml:space="preserve"> 4 </w:t>
+        <w:t xml:space="preserve"> 5 </w:t>
       </w:r>
       <w:r>
         <w:rPr>
@@ -11384,7 +11384,7 @@
           <wp:inline>
             <wp:extent cx="5334000" cy="3520792"/>
             <wp:effectExtent b="0" l="0" r="0" t="0"/>
-            <wp:docPr descr="图 4　域随机化鲁棒性评估：完整方法在光照、杂物、目标越界与低摩擦四类单因素干扰下的抓取成功率随强度变化。" title="" id="42" name="Picture"/>
+            <wp:docPr descr="图 5　域随机化鲁棒性评估：完整方法在光照、杂物、目标越界与低摩擦四类单因素干扰下的抓取成功率随强度变化。" title="" id="42" name="Picture"/>
             <a:graphic>
               <a:graphicData uri="http://schemas.openxmlformats.org/drawingml/2006/picture">
                 <pic:pic>
@@ -11433,7 +11433,7 @@
         <w:t xml:space="preserve">图</w:t>
       </w:r>
       <w:r>
-        <w:t xml:space="preserve"> 4　</w:t>
+        <w:t xml:space="preserve"> 5　</w:t>
       </w:r>
       <w:r>
         <w:rPr>

--- a/paper/机械臂强化学习论文_电子与信息学报.docx
+++ b/paper/机械臂强化学习论文_电子与信息学报.docx
@@ -12478,6 +12478,7 @@
     <w:pPr>
       <w:spacing w:after="0" w:before="0" w:line="300" w:lineRule="auto"/>
       <w:ind w:firstLine="420" w:firstLineChars="200"/>
+      <w:jc w:val="both"/>
     </w:pPr>
   </w:style>
   <w:style w:customStyle="1" w:styleId="FirstParagraph" w:type="paragraph">
@@ -12485,6 +12486,9 @@
     <w:basedOn w:val="BodyText"/>
     <w:next w:val="BodyText"/>
     <w:qFormat/>
+    <w:pPr>
+      <w:jc w:val="both"/>
+    </w:pPr>
   </w:style>
   <w:style w:customStyle="1" w:styleId="Compact" w:type="paragraph">
     <w:name w:val="Compact"/>
@@ -12492,6 +12496,7 @@
     <w:qFormat/>
     <w:pPr>
       <w:spacing w:after="36" w:before="36"/>
+      <w:jc w:val="both"/>
     </w:pPr>
   </w:style>
   <w:style w:styleId="Title" w:type="paragraph">
